--- a/games/feelings-detective/worksheets/worksheet-B.docx
+++ b/games/feelings-detective/worksheets/worksheet-B.docx
@@ -84,19 +84,19 @@
         <w:tblLayout w:type="fixed"/>
       </w:tblPr>
       <w:tblGrid>
-        <w:gridCol w:w="2268"/>
+        <w:gridCol w:w="1701"/>
         <w:gridCol w:w="567"/>
-        <w:gridCol w:w="4649"/>
+        <w:gridCol w:w="5216"/>
         <w:gridCol w:w="567"/>
         <w:gridCol w:w="2041"/>
       </w:tblGrid>
       <w:tr>
         <w:trPr>
-          <w:trHeight w:val="1474"/>
+          <w:trHeight w:val="1701"/>
         </w:trPr>
         <w:tc>
           <w:tcPr>
-            <w:tcW w:type="dxa" w:w="2268"/>
+            <w:tcW w:type="dxa" w:w="1701"/>
             <w:vAlign w:val="center"/>
           </w:tcPr>
           <w:p>
@@ -107,7 +107,7 @@
             <w:r>
               <w:drawing>
                 <wp:inline xmlns:a="http://schemas.openxmlformats.org/drawingml/2006/main" xmlns:pic="http://schemas.openxmlformats.org/drawingml/2006/picture">
-                  <wp:extent cx="1188000" cy="598231"/>
+                  <wp:extent cx="828000" cy="955243"/>
                   <wp:docPr id="1" name="Picture 1"/>
                   <wp:cNvGraphicFramePr>
                     <a:graphicFrameLocks noChangeAspect="1"/>
@@ -128,7 +128,7 @@
                         <pic:spPr>
                           <a:xfrm>
                             <a:off x="0" y="0"/>
-                            <a:ext cx="1188000" cy="598231"/>
+                            <a:ext cx="828000" cy="955243"/>
                           </a:xfrm>
                           <a:prstGeom prst="rect"/>
                         </pic:spPr>
@@ -162,7 +162,7 @@
         </w:tc>
         <w:tc>
           <w:tcPr>
-            <w:tcW w:type="dxa" w:w="4649"/>
+            <w:tcW w:type="dxa" w:w="5216"/>
           </w:tcPr>
           <w:p/>
         </w:tc>
@@ -209,11 +209,11 @@
       </w:tr>
       <w:tr>
         <w:trPr>
-          <w:trHeight w:val="1474"/>
+          <w:trHeight w:val="1701"/>
         </w:trPr>
         <w:tc>
           <w:tcPr>
-            <w:tcW w:type="dxa" w:w="2268"/>
+            <w:tcW w:type="dxa" w:w="1701"/>
             <w:vAlign w:val="center"/>
           </w:tcPr>
           <w:p>
@@ -224,7 +224,7 @@
             <w:r>
               <w:drawing>
                 <wp:inline xmlns:a="http://schemas.openxmlformats.org/drawingml/2006/main" xmlns:pic="http://schemas.openxmlformats.org/drawingml/2006/picture">
-                  <wp:extent cx="1188000" cy="598231"/>
+                  <wp:extent cx="828000" cy="955243"/>
                   <wp:docPr id="2" name="Picture 2"/>
                   <wp:cNvGraphicFramePr>
                     <a:graphicFrameLocks noChangeAspect="1"/>
@@ -245,7 +245,7 @@
                         <pic:spPr>
                           <a:xfrm>
                             <a:off x="0" y="0"/>
-                            <a:ext cx="1188000" cy="598231"/>
+                            <a:ext cx="828000" cy="955243"/>
                           </a:xfrm>
                           <a:prstGeom prst="rect"/>
                         </pic:spPr>
@@ -279,7 +279,7 @@
         </w:tc>
         <w:tc>
           <w:tcPr>
-            <w:tcW w:type="dxa" w:w="4649"/>
+            <w:tcW w:type="dxa" w:w="5216"/>
           </w:tcPr>
           <w:p/>
         </w:tc>
@@ -326,11 +326,11 @@
       </w:tr>
       <w:tr>
         <w:trPr>
-          <w:trHeight w:val="1474"/>
+          <w:trHeight w:val="1701"/>
         </w:trPr>
         <w:tc>
           <w:tcPr>
-            <w:tcW w:type="dxa" w:w="2268"/>
+            <w:tcW w:type="dxa" w:w="1701"/>
             <w:vAlign w:val="center"/>
           </w:tcPr>
           <w:p>
@@ -341,7 +341,7 @@
             <w:r>
               <w:drawing>
                 <wp:inline xmlns:a="http://schemas.openxmlformats.org/drawingml/2006/main" xmlns:pic="http://schemas.openxmlformats.org/drawingml/2006/picture">
-                  <wp:extent cx="1188000" cy="598231"/>
+                  <wp:extent cx="828000" cy="955243"/>
                   <wp:docPr id="3" name="Picture 3"/>
                   <wp:cNvGraphicFramePr>
                     <a:graphicFrameLocks noChangeAspect="1"/>
@@ -362,7 +362,7 @@
                         <pic:spPr>
                           <a:xfrm>
                             <a:off x="0" y="0"/>
-                            <a:ext cx="1188000" cy="598231"/>
+                            <a:ext cx="828000" cy="955243"/>
                           </a:xfrm>
                           <a:prstGeom prst="rect"/>
                         </pic:spPr>
@@ -396,7 +396,7 @@
         </w:tc>
         <w:tc>
           <w:tcPr>
-            <w:tcW w:type="dxa" w:w="4649"/>
+            <w:tcW w:type="dxa" w:w="5216"/>
           </w:tcPr>
           <w:p/>
         </w:tc>
@@ -443,11 +443,11 @@
       </w:tr>
       <w:tr>
         <w:trPr>
-          <w:trHeight w:val="1474"/>
+          <w:trHeight w:val="1701"/>
         </w:trPr>
         <w:tc>
           <w:tcPr>
-            <w:tcW w:type="dxa" w:w="2268"/>
+            <w:tcW w:type="dxa" w:w="1701"/>
             <w:vAlign w:val="center"/>
           </w:tcPr>
           <w:p>
@@ -458,7 +458,7 @@
             <w:r>
               <w:drawing>
                 <wp:inline xmlns:a="http://schemas.openxmlformats.org/drawingml/2006/main" xmlns:pic="http://schemas.openxmlformats.org/drawingml/2006/picture">
-                  <wp:extent cx="1188000" cy="598231"/>
+                  <wp:extent cx="828000" cy="955243"/>
                   <wp:docPr id="4" name="Picture 4"/>
                   <wp:cNvGraphicFramePr>
                     <a:graphicFrameLocks noChangeAspect="1"/>
@@ -479,7 +479,7 @@
                         <pic:spPr>
                           <a:xfrm>
                             <a:off x="0" y="0"/>
-                            <a:ext cx="1188000" cy="598231"/>
+                            <a:ext cx="828000" cy="955243"/>
                           </a:xfrm>
                           <a:prstGeom prst="rect"/>
                         </pic:spPr>
@@ -513,7 +513,7 @@
         </w:tc>
         <w:tc>
           <w:tcPr>
-            <w:tcW w:type="dxa" w:w="4649"/>
+            <w:tcW w:type="dxa" w:w="5216"/>
           </w:tcPr>
           <w:p/>
         </w:tc>
@@ -599,19 +599,19 @@
         <w:tblLayout w:type="fixed"/>
       </w:tblPr>
       <w:tblGrid>
-        <w:gridCol w:w="1531"/>
+        <w:gridCol w:w="1361"/>
         <w:gridCol w:w="567"/>
-        <w:gridCol w:w="5386"/>
+        <w:gridCol w:w="5556"/>
         <w:gridCol w:w="567"/>
         <w:gridCol w:w="2041"/>
       </w:tblGrid>
       <w:tr>
         <w:trPr>
-          <w:trHeight w:val="1361"/>
+          <w:trHeight w:val="1219"/>
         </w:trPr>
         <w:tc>
           <w:tcPr>
-            <w:tcW w:type="dxa" w:w="1531"/>
+            <w:tcW w:type="dxa" w:w="1361"/>
             <w:vAlign w:val="center"/>
           </w:tcPr>
           <w:p>
@@ -622,7 +622,7 @@
             <w:r>
               <w:drawing>
                 <wp:inline xmlns:a="http://schemas.openxmlformats.org/drawingml/2006/main" xmlns:pic="http://schemas.openxmlformats.org/drawingml/2006/picture">
-                  <wp:extent cx="719999" cy="719999"/>
+                  <wp:extent cx="612000" cy="612000"/>
                   <wp:docPr id="5" name="Picture 5"/>
                   <wp:cNvGraphicFramePr>
                     <a:graphicFrameLocks noChangeAspect="1"/>
@@ -643,7 +643,7 @@
                         <pic:spPr>
                           <a:xfrm>
                             <a:off x="0" y="0"/>
-                            <a:ext cx="719999" cy="719999"/>
+                            <a:ext cx="612000" cy="612000"/>
                           </a:xfrm>
                           <a:prstGeom prst="rect"/>
                         </pic:spPr>
@@ -677,7 +677,7 @@
         </w:tc>
         <w:tc>
           <w:tcPr>
-            <w:tcW w:type="dxa" w:w="5386"/>
+            <w:tcW w:type="dxa" w:w="5556"/>
           </w:tcPr>
           <w:p/>
         </w:tc>
@@ -724,11 +724,11 @@
       </w:tr>
       <w:tr>
         <w:trPr>
-          <w:trHeight w:val="1361"/>
+          <w:trHeight w:val="1219"/>
         </w:trPr>
         <w:tc>
           <w:tcPr>
-            <w:tcW w:type="dxa" w:w="1531"/>
+            <w:tcW w:type="dxa" w:w="1361"/>
             <w:vAlign w:val="center"/>
           </w:tcPr>
           <w:p>
@@ -739,7 +739,7 @@
             <w:r>
               <w:drawing>
                 <wp:inline xmlns:a="http://schemas.openxmlformats.org/drawingml/2006/main" xmlns:pic="http://schemas.openxmlformats.org/drawingml/2006/picture">
-                  <wp:extent cx="719999" cy="719999"/>
+                  <wp:extent cx="612000" cy="612000"/>
                   <wp:docPr id="6" name="Picture 6"/>
                   <wp:cNvGraphicFramePr>
                     <a:graphicFrameLocks noChangeAspect="1"/>
@@ -760,7 +760,7 @@
                         <pic:spPr>
                           <a:xfrm>
                             <a:off x="0" y="0"/>
-                            <a:ext cx="719999" cy="719999"/>
+                            <a:ext cx="612000" cy="612000"/>
                           </a:xfrm>
                           <a:prstGeom prst="rect"/>
                         </pic:spPr>
@@ -794,7 +794,7 @@
         </w:tc>
         <w:tc>
           <w:tcPr>
-            <w:tcW w:type="dxa" w:w="5386"/>
+            <w:tcW w:type="dxa" w:w="5556"/>
           </w:tcPr>
           <w:p/>
         </w:tc>
@@ -841,11 +841,11 @@
       </w:tr>
       <w:tr>
         <w:trPr>
-          <w:trHeight w:val="1361"/>
+          <w:trHeight w:val="1219"/>
         </w:trPr>
         <w:tc>
           <w:tcPr>
-            <w:tcW w:type="dxa" w:w="1531"/>
+            <w:tcW w:type="dxa" w:w="1361"/>
             <w:vAlign w:val="center"/>
           </w:tcPr>
           <w:p>
@@ -856,7 +856,7 @@
             <w:r>
               <w:drawing>
                 <wp:inline xmlns:a="http://schemas.openxmlformats.org/drawingml/2006/main" xmlns:pic="http://schemas.openxmlformats.org/drawingml/2006/picture">
-                  <wp:extent cx="719999" cy="719999"/>
+                  <wp:extent cx="612000" cy="612000"/>
                   <wp:docPr id="7" name="Picture 7"/>
                   <wp:cNvGraphicFramePr>
                     <a:graphicFrameLocks noChangeAspect="1"/>
@@ -877,7 +877,7 @@
                         <pic:spPr>
                           <a:xfrm>
                             <a:off x="0" y="0"/>
-                            <a:ext cx="719999" cy="719999"/>
+                            <a:ext cx="612000" cy="612000"/>
                           </a:xfrm>
                           <a:prstGeom prst="rect"/>
                         </pic:spPr>
@@ -911,7 +911,7 @@
         </w:tc>
         <w:tc>
           <w:tcPr>
-            <w:tcW w:type="dxa" w:w="5386"/>
+            <w:tcW w:type="dxa" w:w="5556"/>
           </w:tcPr>
           <w:p/>
         </w:tc>
@@ -958,11 +958,11 @@
       </w:tr>
       <w:tr>
         <w:trPr>
-          <w:trHeight w:val="1361"/>
+          <w:trHeight w:val="1219"/>
         </w:trPr>
         <w:tc>
           <w:tcPr>
-            <w:tcW w:type="dxa" w:w="1531"/>
+            <w:tcW w:type="dxa" w:w="1361"/>
             <w:vAlign w:val="center"/>
           </w:tcPr>
           <w:p>
@@ -973,7 +973,7 @@
             <w:r>
               <w:drawing>
                 <wp:inline xmlns:a="http://schemas.openxmlformats.org/drawingml/2006/main" xmlns:pic="http://schemas.openxmlformats.org/drawingml/2006/picture">
-                  <wp:extent cx="719999" cy="719999"/>
+                  <wp:extent cx="612000" cy="612000"/>
                   <wp:docPr id="8" name="Picture 8"/>
                   <wp:cNvGraphicFramePr>
                     <a:graphicFrameLocks noChangeAspect="1"/>
@@ -994,7 +994,7 @@
                         <pic:spPr>
                           <a:xfrm>
                             <a:off x="0" y="0"/>
-                            <a:ext cx="719999" cy="719999"/>
+                            <a:ext cx="612000" cy="612000"/>
                           </a:xfrm>
                           <a:prstGeom prst="rect"/>
                         </pic:spPr>
@@ -1028,7 +1028,7 @@
         </w:tc>
         <w:tc>
           <w:tcPr>
-            <w:tcW w:type="dxa" w:w="5386"/>
+            <w:tcW w:type="dxa" w:w="5556"/>
           </w:tcPr>
           <w:p/>
         </w:tc>

--- a/games/feelings-detective/worksheets/worksheet-B.docx
+++ b/games/feelings-detective/worksheets/worksheet-B.docx
@@ -4,21 +4,58 @@
   <w:body>
     <w:p>
       <w:pPr>
-        <w:spacing w:after="0" w:before="0"/>
+        <w:spacing w:after="120" w:before="0"/>
       </w:pPr>
       <w:r>
         <w:rPr>
-          <w:rFonts w:ascii="微軟正黑體" w:hAnsi="微軟正黑體" w:eastAsia="微軟正黑體"/>
+          <w:rFonts w:ascii="標楷體" w:hAnsi="標楷體" w:eastAsia="標楷體" w:hint="eastAsia"/>
+          <w:b/>
+          <w:color w:val="4472C4" w:themeColor="accent1"/>
+          <w:sz w:val="20"/>
+        </w:rPr>
+        <w:t>虎尾國小學習教室_特需_【我是心情小偵探】</w:t>
+      </w:r>
+      <w:r>
+        <w:rPr>
+          <w:rFonts w:ascii="標楷體" w:hAnsi="標楷體" w:eastAsia="標楷體" w:hint="eastAsia"/>
           <w:b w:val="0"/>
-          <w:color w:val="888888"/>
-          <w:sz w:val="26"/>
+          <w:color w:val="4472C4" w:themeColor="accent1"/>
+          <w:sz w:val="20"/>
         </w:rPr>
-        <w:t>虎尾小劇場｜我是心情小偵探</w:t>
+        <w:t xml:space="preserve">          </w:t>
+      </w:r>
+      <w:r>
+        <w:rPr>
+          <w:rFonts w:ascii="標楷體" w:hAnsi="標楷體" w:eastAsia="標楷體" w:hint="eastAsia"/>
+          <w:b w:val="0"/>
+          <w:color w:val="000000"/>
+          <w:sz w:val="24"/>
+        </w:rPr>
+        <w:t>姓名</w:t>
+      </w:r>
+      <w:r>
+        <w:rPr>
+          <w:rFonts w:ascii="標楷體" w:hAnsi="標楷體" w:eastAsia="標楷體" w:hint="eastAsia"/>
+          <w:b w:val="0"/>
+          <w:color w:val="000000"/>
+          <w:sz w:val="24"/>
+          <w:u w:val="single"/>
+        </w:rPr>
+        <w:t xml:space="preserve">            </w:t>
+      </w:r>
+      <w:r>
+        <w:rPr>
+          <w:rFonts w:ascii="標楷體" w:hAnsi="標楷體" w:eastAsia="標楷體" w:hint="eastAsia"/>
+          <w:b w:val="0"/>
+          <w:color w:val="000000"/>
+          <w:sz w:val="24"/>
+        </w:rPr>
+        <w:t xml:space="preserve">  日期：_________</w:t>
       </w:r>
     </w:p>
     <w:p>
       <w:pPr>
-        <w:spacing w:after="40" w:before="0"/>
+        <w:spacing w:after="40" w:before="40"/>
         <w:jc w:val="center"/>
       </w:pPr>
       <w:r>
@@ -28,20 +65,6 @@
           <w:sz w:val="48"/>
         </w:rPr>
         <w:t>心情偵探學習單（B 讀寫版）</w:t>
-      </w:r>
-    </w:p>
-    <w:p>
-      <w:pPr>
-        <w:spacing w:after="120" w:before="0"/>
-        <w:jc w:val="right"/>
-      </w:pPr>
-      <w:r>
-        <w:rPr>
-          <w:rFonts w:ascii="微軟正黑體" w:hAnsi="微軟正黑體" w:eastAsia="微軟正黑體"/>
-          <w:b w:val="0"/>
-          <w:sz w:val="30"/>
-        </w:rPr>
-        <w:t>姓名：＿＿＿＿＿＿＿＿　　日期：＿＿＿月＿＿＿日</w:t>
       </w:r>
     </w:p>
     <w:p>
